--- a/fiction/drafts/first-person/fpp-a-demons-twin_20250608-0448.docx
+++ b/fiction/drafts/first-person/fpp-a-demons-twin_20250608-0448.docx
@@ -7,15 +7,15 @@
         <w:pStyle w:val="BodyText"/>
         <w:spacing w:line="360" w:lineRule="auto"/>
         <w:rPr>
-          <w:rFonts w:ascii="Calibri" w:hAnsi="Calibri" w:cs="Calibri"/>
-          <w:sz w:val="28"/>
+          <w:rFonts w:ascii="Montserrat" w:hAnsi="Montserrat" w:cs="Calibri"/>
+          <w:sz w:val="24"/>
           <w:szCs w:val="24"/>
         </w:rPr>
       </w:pPr>
       <w:r>
         <w:rPr>
-          <w:rFonts w:ascii="Calibri" w:hAnsi="Calibri" w:cs="Calibri"/>
-          <w:sz w:val="28"/>
+          <w:rFonts w:ascii="Montserrat" w:hAnsi="Montserrat" w:cs="Calibri"/>
+          <w:sz w:val="24"/>
           <w:szCs w:val="24"/>
         </w:rPr>
         <w:t>Me - A Demon’s Twin</w:t>
@@ -25,15 +25,17 @@
       <w:pPr>
         <w:spacing w:after="0" w:line="360" w:lineRule="auto"/>
         <w:rPr>
-          <w:rFonts w:ascii="Calibri" w:hAnsi="Calibri" w:cs="Calibri"/>
+          <w:rFonts w:ascii="Montserrat" w:hAnsi="Montserrat" w:cs="Calibri"/>
           <w:color w:val="808080"/>
+          <w:sz w:val="24"/>
           <w:szCs w:val="24"/>
         </w:rPr>
       </w:pPr>
       <w:r>
         <w:rPr>
-          <w:rFonts w:ascii="Calibri" w:hAnsi="Calibri" w:cs="Calibri"/>
+          <w:rFonts w:ascii="Montserrat" w:hAnsi="Montserrat" w:cs="Calibri"/>
           <w:color w:val="808080"/>
+          <w:sz w:val="24"/>
           <w:szCs w:val="24"/>
         </w:rPr>
         <w:t xml:space="preserve">20101210 : A scene retrieved from Flesh &amp; Blood notes. A variation on the Child of Fusion thread, this is set in the wake of a Slain Lover thread.  </w:t>
@@ -44,95 +46,108 @@
         <w:spacing w:after="0" w:line="360" w:lineRule="auto"/>
         <w:jc w:val="right"/>
         <w:rPr>
-          <w:rFonts w:ascii="Calibri" w:hAnsi="Calibri" w:cs="Calibri"/>
+          <w:rFonts w:ascii="Montserrat" w:hAnsi="Montserrat" w:cs="Calibri"/>
           <w:color w:val="808080"/>
+          <w:sz w:val="24"/>
           <w:szCs w:val="24"/>
         </w:rPr>
       </w:pPr>
       <w:r>
         <w:rPr>
-          <w:rFonts w:ascii="Calibri" w:hAnsi="Calibri" w:cs="Calibri"/>
+          <w:rFonts w:ascii="Montserrat" w:hAnsi="Montserrat" w:cs="Calibri"/>
+          <w:sz w:val="24"/>
         </w:rPr>
         <w:fldChar w:fldCharType="begin"/>
       </w:r>
       <w:r>
         <w:rPr>
-          <w:rFonts w:ascii="Calibri" w:hAnsi="Calibri" w:cs="Calibri"/>
+          <w:rFonts w:ascii="Montserrat" w:hAnsi="Montserrat" w:cs="Calibri"/>
+          <w:sz w:val="24"/>
         </w:rPr>
         <w:instrText xml:space="preserve"> NUMPAGES  \* MERGEFORMAT </w:instrText>
       </w:r>
       <w:r>
         <w:rPr>
-          <w:rFonts w:ascii="Calibri" w:hAnsi="Calibri" w:cs="Calibri"/>
+          <w:rFonts w:ascii="Montserrat" w:hAnsi="Montserrat" w:cs="Calibri"/>
+          <w:sz w:val="24"/>
         </w:rPr>
         <w:fldChar w:fldCharType="separate"/>
       </w:r>
       <w:r>
         <w:rPr>
-          <w:rFonts w:ascii="Calibri" w:hAnsi="Calibri" w:cs="Calibri"/>
+          <w:rFonts w:ascii="Montserrat" w:hAnsi="Montserrat" w:cs="Calibri"/>
           <w:noProof/>
           <w:color w:val="808080"/>
+          <w:sz w:val="24"/>
           <w:szCs w:val="24"/>
         </w:rPr>
         <w:t>5</w:t>
       </w:r>
       <w:r>
         <w:rPr>
-          <w:rFonts w:ascii="Calibri" w:hAnsi="Calibri" w:cs="Calibri"/>
+          <w:rFonts w:ascii="Montserrat" w:hAnsi="Montserrat" w:cs="Calibri"/>
           <w:noProof/>
           <w:color w:val="808080"/>
+          <w:sz w:val="24"/>
           <w:szCs w:val="24"/>
         </w:rPr>
         <w:fldChar w:fldCharType="end"/>
       </w:r>
       <w:r>
         <w:rPr>
-          <w:rFonts w:ascii="Calibri" w:hAnsi="Calibri" w:cs="Calibri"/>
+          <w:rFonts w:ascii="Montserrat" w:hAnsi="Montserrat" w:cs="Calibri"/>
           <w:color w:val="808080"/>
+          <w:sz w:val="24"/>
           <w:szCs w:val="24"/>
         </w:rPr>
         <w:t xml:space="preserve"> pages ∙ </w:t>
       </w:r>
       <w:r>
         <w:rPr>
-          <w:rFonts w:ascii="Calibri" w:hAnsi="Calibri" w:cs="Calibri"/>
+          <w:rFonts w:ascii="Montserrat" w:hAnsi="Montserrat" w:cs="Calibri"/>
+          <w:sz w:val="24"/>
         </w:rPr>
         <w:fldChar w:fldCharType="begin"/>
       </w:r>
       <w:r>
         <w:rPr>
-          <w:rFonts w:ascii="Calibri" w:hAnsi="Calibri" w:cs="Calibri"/>
+          <w:rFonts w:ascii="Montserrat" w:hAnsi="Montserrat" w:cs="Calibri"/>
+          <w:sz w:val="24"/>
         </w:rPr>
         <w:instrText xml:space="preserve"> NUMWORDS  \* MERGEFORMAT </w:instrText>
       </w:r>
       <w:r>
         <w:rPr>
-          <w:rFonts w:ascii="Calibri" w:hAnsi="Calibri" w:cs="Calibri"/>
+          <w:rFonts w:ascii="Montserrat" w:hAnsi="Montserrat" w:cs="Calibri"/>
+          <w:sz w:val="24"/>
         </w:rPr>
         <w:fldChar w:fldCharType="separate"/>
       </w:r>
       <w:r>
         <w:rPr>
-          <w:rFonts w:ascii="Calibri" w:hAnsi="Calibri" w:cs="Calibri"/>
+          <w:rFonts w:ascii="Montserrat" w:hAnsi="Montserrat" w:cs="Calibri"/>
           <w:noProof/>
           <w:color w:val="808080"/>
+          <w:sz w:val="24"/>
           <w:szCs w:val="24"/>
         </w:rPr>
         <w:t>2080</w:t>
       </w:r>
       <w:r>
         <w:rPr>
-          <w:rFonts w:ascii="Calibri" w:hAnsi="Calibri" w:cs="Calibri"/>
+          <w:rFonts w:ascii="Montserrat" w:hAnsi="Montserrat" w:cs="Calibri"/>
           <w:noProof/>
           <w:color w:val="808080"/>
+          <w:sz w:val="24"/>
           <w:szCs w:val="24"/>
         </w:rPr>
         <w:fldChar w:fldCharType="end"/>
       </w:r>
       <w:r>
         <w:rPr>
-          <w:rFonts w:ascii="Calibri" w:hAnsi="Calibri" w:cs="Calibri"/>
+          <w:rFonts w:ascii="Montserrat" w:hAnsi="Montserrat" w:cs="Calibri"/>
           <w:color w:val="808080"/>
+          <w:sz w:val="24"/>
           <w:szCs w:val="24"/>
         </w:rPr>
         <w:t xml:space="preserve"> words</w:t>
@@ -142,7 +157,8 @@
       <w:pPr>
         <w:spacing w:after="0" w:line="360" w:lineRule="auto"/>
         <w:rPr>
-          <w:rFonts w:ascii="Calibri" w:hAnsi="Calibri" w:cs="Calibri"/>
+          <w:rFonts w:ascii="Montserrat" w:hAnsi="Montserrat" w:cs="Calibri"/>
+          <w:sz w:val="24"/>
           <w:szCs w:val="24"/>
         </w:rPr>
       </w:pPr>
@@ -151,7 +167,8 @@
       <w:pPr>
         <w:spacing w:after="0" w:line="360" w:lineRule="auto"/>
         <w:rPr>
-          <w:rFonts w:ascii="Calibri" w:hAnsi="Calibri" w:cs="Calibri"/>
+          <w:rFonts w:ascii="Montserrat" w:hAnsi="Montserrat" w:cs="Calibri"/>
+          <w:sz w:val="24"/>
           <w:szCs w:val="24"/>
         </w:rPr>
       </w:pPr>
@@ -161,36 +178,18 @@
         <w:pStyle w:val="BodyText"/>
         <w:spacing w:line="360" w:lineRule="auto"/>
         <w:rPr>
-          <w:rFonts w:ascii="Calibri" w:hAnsi="Calibri" w:cs="Calibri"/>
-          <w:sz w:val="28"/>
+          <w:rFonts w:ascii="Montserrat" w:hAnsi="Montserrat" w:cs="Calibri"/>
+          <w:sz w:val="24"/>
           <w:szCs w:val="24"/>
         </w:rPr>
       </w:pPr>
       <w:r>
         <w:rPr>
-          <w:rFonts w:ascii="Calibri" w:hAnsi="Calibri" w:cs="Calibri"/>
-          <w:sz w:val="28"/>
-          <w:szCs w:val="24"/>
-        </w:rPr>
-        <w:t xml:space="preserve">I think the most disturbing part of the whole ordeal was mourning the death of my former selves and struggling to figure out exactly who and what I was. I spent the duration of my imprisonment reflecting on the night of my metamorphosis, trying to understand what happened and how it could have created me. I know I was as shocked as my examiners to discover I was not entirely human. I appeared human, yet I had become an androgyne—neither male nor female but encompassing aspects of both, like an angel or a demon. Of course, I was declared a demon and accused of devouring my former selves. I tried to tell the story of Morgan of Avon and Morgan of Arduin, but even the testimony of my—their—former mentor, detailing how my former selves had been soul mates—two halves that somehow came together to create me—did not sway my judge and jury. Maybe some of them believed my story and decided something like </w:t>
-      </w:r>
-      <w:proofErr w:type="gramStart"/>
-      <w:r>
-        <w:rPr>
-          <w:rFonts w:ascii="Calibri" w:hAnsi="Calibri" w:cs="Calibri"/>
-          <w:sz w:val="28"/>
-          <w:szCs w:val="24"/>
-        </w:rPr>
-        <w:t>me</w:t>
-      </w:r>
-      <w:proofErr w:type="gramEnd"/>
-      <w:r>
-        <w:rPr>
-          <w:rFonts w:ascii="Calibri" w:hAnsi="Calibri" w:cs="Calibri"/>
-          <w:sz w:val="28"/>
-          <w:szCs w:val="24"/>
-        </w:rPr>
-        <w:t xml:space="preserve"> should not exist. Whatever the reason, they did not hesitate to condemn me to death. </w:t>
+          <w:rFonts w:ascii="Montserrat" w:hAnsi="Montserrat" w:cs="Calibri"/>
+          <w:sz w:val="24"/>
+          <w:szCs w:val="24"/>
+        </w:rPr>
+        <w:t xml:space="preserve">I think the most disturbing part of the whole ordeal was mourning the death of my former selves and struggling to figure out exactly who and what I was. I spent the duration of my imprisonment reflecting on the night of my metamorphosis, trying to understand what happened and how it could have created me. I know I was as shocked as my examiners to discover I was not entirely human. I appeared human, yet I had become an androgyne—neither male nor female but encompassing aspects of both, like an angel or a demon. Of course, I was declared a demon and accused of devouring my former selves. I tried to tell the story of Morgan of Avon and Morgan of Arduin, but even the testimony of my—their—former mentor, detailing how my former selves had been soul mates—two halves that somehow came together to create me—did not sway my judge and jury. Maybe some of them believed my story and decided something like me should not exist. Whatever the reason, they did not hesitate to condemn me to death. </w:t>
       </w:r>
     </w:p>
     <w:p>
@@ -198,15 +197,15 @@
         <w:pStyle w:val="BodyText"/>
         <w:spacing w:line="360" w:lineRule="auto"/>
         <w:rPr>
-          <w:rFonts w:ascii="Calibri" w:hAnsi="Calibri" w:cs="Calibri"/>
-          <w:sz w:val="28"/>
+          <w:rFonts w:ascii="Montserrat" w:hAnsi="Montserrat" w:cs="Calibri"/>
+          <w:sz w:val="24"/>
           <w:szCs w:val="24"/>
         </w:rPr>
       </w:pPr>
       <w:r>
         <w:rPr>
-          <w:rFonts w:ascii="Calibri" w:hAnsi="Calibri" w:cs="Calibri"/>
-          <w:sz w:val="28"/>
+          <w:rFonts w:ascii="Montserrat" w:hAnsi="Montserrat" w:cs="Calibri"/>
+          <w:sz w:val="24"/>
           <w:szCs w:val="24"/>
         </w:rPr>
         <w:tab/>
@@ -218,55 +217,19 @@
         <w:pStyle w:val="BodyText"/>
         <w:spacing w:line="360" w:lineRule="auto"/>
         <w:rPr>
-          <w:rFonts w:ascii="Calibri" w:hAnsi="Calibri" w:cs="Calibri"/>
-          <w:sz w:val="28"/>
+          <w:rFonts w:ascii="Montserrat" w:hAnsi="Montserrat" w:cs="Calibri"/>
+          <w:sz w:val="24"/>
           <w:szCs w:val="24"/>
         </w:rPr>
       </w:pPr>
       <w:r>
         <w:rPr>
-          <w:rFonts w:ascii="Calibri" w:hAnsi="Calibri" w:cs="Calibri"/>
-          <w:sz w:val="28"/>
+          <w:rFonts w:ascii="Montserrat" w:hAnsi="Montserrat" w:cs="Calibri"/>
+          <w:sz w:val="24"/>
           <w:szCs w:val="24"/>
         </w:rPr>
         <w:tab/>
-        <w:t xml:space="preserve">However, it was not enough to escape execution. I was certain to be hunted down, so my only hope was to somehow prove my innocence. The long hours I spent dwelling on the memories of my former selves had given me two fragile leads to pursue. I clung to those clues desperately, because they </w:t>
-      </w:r>
-      <w:proofErr w:type="gramStart"/>
-      <w:r>
-        <w:rPr>
-          <w:rFonts w:ascii="Calibri" w:hAnsi="Calibri" w:cs="Calibri"/>
-          <w:sz w:val="28"/>
-          <w:szCs w:val="24"/>
-        </w:rPr>
-        <w:t>offered an explanation for</w:t>
-      </w:r>
-      <w:proofErr w:type="gramEnd"/>
-      <w:r>
-        <w:rPr>
-          <w:rFonts w:ascii="Calibri" w:hAnsi="Calibri" w:cs="Calibri"/>
-          <w:sz w:val="28"/>
-          <w:szCs w:val="24"/>
-        </w:rPr>
-        <w:t xml:space="preserve"> my creation and the creation of my </w:t>
-      </w:r>
-      <w:proofErr w:type="gramStart"/>
-      <w:r>
-        <w:rPr>
-          <w:rFonts w:ascii="Calibri" w:hAnsi="Calibri" w:cs="Calibri"/>
-          <w:sz w:val="28"/>
-          <w:szCs w:val="24"/>
-        </w:rPr>
-        <w:t>duplicate</w:t>
-      </w:r>
-      <w:proofErr w:type="gramEnd"/>
-      <w:r>
-        <w:rPr>
-          <w:rFonts w:ascii="Calibri" w:hAnsi="Calibri" w:cs="Calibri"/>
-          <w:sz w:val="28"/>
-          <w:szCs w:val="24"/>
-        </w:rPr>
-        <w:t>. I had only had one glimpse of my "twin" and did not remember even that much until I figured out why I had been found unconscious in the pool of blood. The memory of my reflection assaulting me was my first clue, and when combined with the second, I had a possible explanation for what had happened.</w:t>
+        <w:t>However, it was not enough to escape execution. I was certain to be hunted down, so my only hope was to somehow prove my innocence. The long hours I spent dwelling on the memories of my former selves had given me two fragile leads to pursue. I clung to those clues desperately, because they offered an explanation for my creation and the creation of my duplicate. I had only had one glimpse of my "twin" and did not remember even that much until I figured out why I had been found unconscious in the pool of blood. The memory of my reflection assaulting me was my first clue, and when combined with the second, I had a possible explanation for what had happened.</w:t>
       </w:r>
     </w:p>
     <w:p>
@@ -274,15 +237,15 @@
         <w:pStyle w:val="BodyText"/>
         <w:spacing w:line="360" w:lineRule="auto"/>
         <w:rPr>
-          <w:rFonts w:ascii="Calibri" w:hAnsi="Calibri" w:cs="Calibri"/>
-          <w:sz w:val="28"/>
+          <w:rFonts w:ascii="Montserrat" w:hAnsi="Montserrat" w:cs="Calibri"/>
+          <w:sz w:val="24"/>
           <w:szCs w:val="24"/>
         </w:rPr>
       </w:pPr>
       <w:r>
         <w:rPr>
-          <w:rFonts w:ascii="Calibri" w:hAnsi="Calibri" w:cs="Calibri"/>
-          <w:sz w:val="28"/>
+          <w:rFonts w:ascii="Montserrat" w:hAnsi="Montserrat" w:cs="Calibri"/>
+          <w:sz w:val="24"/>
           <w:szCs w:val="24"/>
         </w:rPr>
         <w:tab/>
@@ -294,91 +257,19 @@
         <w:pStyle w:val="BodyText"/>
         <w:spacing w:line="360" w:lineRule="auto"/>
         <w:rPr>
-          <w:rFonts w:ascii="Calibri" w:hAnsi="Calibri" w:cs="Calibri"/>
-          <w:sz w:val="28"/>
+          <w:rFonts w:ascii="Montserrat" w:hAnsi="Montserrat" w:cs="Calibri"/>
+          <w:sz w:val="24"/>
           <w:szCs w:val="24"/>
         </w:rPr>
       </w:pPr>
       <w:r>
         <w:rPr>
-          <w:rFonts w:ascii="Calibri" w:hAnsi="Calibri" w:cs="Calibri"/>
-          <w:sz w:val="28"/>
+          <w:rFonts w:ascii="Montserrat" w:hAnsi="Montserrat" w:cs="Calibri"/>
+          <w:sz w:val="24"/>
           <w:szCs w:val="24"/>
         </w:rPr>
         <w:tab/>
-        <w:t xml:space="preserve">Morgan of Arduin—or Logan, as the other Morgan dubbed him—had always been fascinated by angels and </w:t>
-      </w:r>
-      <w:proofErr w:type="gramStart"/>
-      <w:r>
-        <w:rPr>
-          <w:rFonts w:ascii="Calibri" w:hAnsi="Calibri" w:cs="Calibri"/>
-          <w:sz w:val="28"/>
-          <w:szCs w:val="24"/>
-        </w:rPr>
-        <w:t>demons, and</w:t>
-      </w:r>
-      <w:proofErr w:type="gramEnd"/>
-      <w:r>
-        <w:rPr>
-          <w:rFonts w:ascii="Calibri" w:hAnsi="Calibri" w:cs="Calibri"/>
-          <w:sz w:val="28"/>
-          <w:szCs w:val="24"/>
-        </w:rPr>
-        <w:t xml:space="preserve"> studied </w:t>
-      </w:r>
-      <w:proofErr w:type="gramStart"/>
-      <w:r>
-        <w:rPr>
-          <w:rFonts w:ascii="Calibri" w:hAnsi="Calibri" w:cs="Calibri"/>
-          <w:sz w:val="28"/>
-          <w:szCs w:val="24"/>
-        </w:rPr>
-        <w:t>all of</w:t>
-      </w:r>
-      <w:proofErr w:type="gramEnd"/>
-      <w:r>
-        <w:rPr>
-          <w:rFonts w:ascii="Calibri" w:hAnsi="Calibri" w:cs="Calibri"/>
-          <w:sz w:val="28"/>
-          <w:szCs w:val="24"/>
-        </w:rPr>
-        <w:t xml:space="preserve"> the lore about them. In all that information a few key things stood out to my mind. There was an odd parallel in the relationship between angels and demons and the relationship between males and females. In effect they were members of the same species. They were all the same sex—neither male nor </w:t>
-      </w:r>
-      <w:proofErr w:type="gramStart"/>
-      <w:r>
-        <w:rPr>
-          <w:rFonts w:ascii="Calibri" w:hAnsi="Calibri" w:cs="Calibri"/>
-          <w:sz w:val="28"/>
-          <w:szCs w:val="24"/>
-        </w:rPr>
-        <w:t>female, but</w:t>
-      </w:r>
-      <w:proofErr w:type="gramEnd"/>
-      <w:r>
-        <w:rPr>
-          <w:rFonts w:ascii="Calibri" w:hAnsi="Calibri" w:cs="Calibri"/>
-          <w:sz w:val="28"/>
-          <w:szCs w:val="24"/>
-        </w:rPr>
-        <w:t xml:space="preserve"> encompassing aspects of both—but it took one of each kind to spawn a new angel or demon. Humans were similar in that their nature encompassed both angelic and demonic aspects. If the demon had clung to the shadow of Morgan's psyche, it could have exploited Logan and Morgan's unusual compatibility to blend their masculine and feminine characteristics together </w:t>
-      </w:r>
-      <w:proofErr w:type="gramStart"/>
-      <w:r>
-        <w:rPr>
-          <w:rFonts w:ascii="Calibri" w:hAnsi="Calibri" w:cs="Calibri"/>
-          <w:sz w:val="28"/>
-          <w:szCs w:val="24"/>
-        </w:rPr>
-        <w:t>in an attempt to</w:t>
-      </w:r>
-      <w:proofErr w:type="gramEnd"/>
-      <w:r>
-        <w:rPr>
-          <w:rFonts w:ascii="Calibri" w:hAnsi="Calibri" w:cs="Calibri"/>
-          <w:sz w:val="28"/>
-          <w:szCs w:val="24"/>
-        </w:rPr>
-        <w:t xml:space="preserve"> reconstitute itself. It seized half of that pooled potential, and from the other half, I was born. </w:t>
+        <w:t xml:space="preserve">Morgan of Arduin—or Logan, as the other Morgan dubbed him—had always been fascinated by angels and demons, and studied all of the lore about them. In all that information a few key things stood out to my mind. There was an odd parallel in the relationship between angels and demons and the relationship between males and females. In effect they were members of the same species. They were all the same sex—neither male nor female, but encompassing aspects of both—but it took one of each kind to spawn a new angel or demon. Humans were similar in that their nature encompassed both angelic and demonic aspects. If the demon had clung to the shadow of Morgan's psyche, it could have exploited Logan and Morgan's unusual compatibility to blend their masculine and feminine characteristics together in an attempt to reconstitute itself. It seized half of that pooled potential, and from the other half, I was born. </w:t>
       </w:r>
     </w:p>
     <w:p>
@@ -386,15 +277,15 @@
         <w:pStyle w:val="BodyText"/>
         <w:spacing w:line="360" w:lineRule="auto"/>
         <w:rPr>
-          <w:rFonts w:ascii="Calibri" w:hAnsi="Calibri" w:cs="Calibri"/>
-          <w:sz w:val="28"/>
+          <w:rFonts w:ascii="Montserrat" w:hAnsi="Montserrat" w:cs="Calibri"/>
+          <w:sz w:val="24"/>
           <w:szCs w:val="24"/>
         </w:rPr>
       </w:pPr>
       <w:r>
         <w:rPr>
-          <w:rFonts w:ascii="Calibri" w:hAnsi="Calibri" w:cs="Calibri"/>
-          <w:sz w:val="28"/>
+          <w:rFonts w:ascii="Montserrat" w:hAnsi="Montserrat" w:cs="Calibri"/>
+          <w:sz w:val="24"/>
           <w:szCs w:val="24"/>
         </w:rPr>
         <w:tab/>
@@ -406,37 +297,19 @@
         <w:pStyle w:val="BodyText"/>
         <w:spacing w:line="360" w:lineRule="auto"/>
         <w:rPr>
-          <w:rFonts w:ascii="Calibri" w:hAnsi="Calibri" w:cs="Calibri"/>
-          <w:sz w:val="28"/>
+          <w:rFonts w:ascii="Montserrat" w:hAnsi="Montserrat" w:cs="Calibri"/>
+          <w:sz w:val="24"/>
           <w:szCs w:val="24"/>
         </w:rPr>
       </w:pPr>
       <w:r>
         <w:rPr>
-          <w:rFonts w:ascii="Calibri" w:hAnsi="Calibri" w:cs="Calibri"/>
-          <w:sz w:val="28"/>
+          <w:rFonts w:ascii="Montserrat" w:hAnsi="Montserrat" w:cs="Calibri"/>
+          <w:sz w:val="24"/>
           <w:szCs w:val="24"/>
         </w:rPr>
         <w:tab/>
-        <w:t xml:space="preserve">About the only thing I had going for me from the outset was the fact that I still had the same basic form and stature I possessed as Morgan, with slightly better musculature. Even nude, I could still pass for a flat-chested, athletic female, and </w:t>
-      </w:r>
-      <w:proofErr w:type="gramStart"/>
-      <w:r>
-        <w:rPr>
-          <w:rFonts w:ascii="Calibri" w:hAnsi="Calibri" w:cs="Calibri"/>
-          <w:sz w:val="28"/>
-          <w:szCs w:val="24"/>
-        </w:rPr>
-        <w:t>as long as</w:t>
-      </w:r>
-      <w:proofErr w:type="gramEnd"/>
-      <w:r>
-        <w:rPr>
-          <w:rFonts w:ascii="Calibri" w:hAnsi="Calibri" w:cs="Calibri"/>
-          <w:sz w:val="28"/>
-          <w:szCs w:val="24"/>
-        </w:rPr>
-        <w:t xml:space="preserve"> I wore pants that concealed my hips I could possibly pose as an adolescent boy. It would help me in Avon to be recognizable as one of my former selves. </w:t>
+        <w:t xml:space="preserve">About the only thing I had going for me from the outset was the fact that I still had the same basic form and stature I possessed as Morgan, with slightly better musculature. Even nude, I could still pass for a flat-chested, athletic female, and as long as I wore pants that concealed my hips I could possibly pose as an adolescent boy. It would help me in Avon to be recognizable as one of my former selves. </w:t>
       </w:r>
     </w:p>
     <w:p>
@@ -444,7 +317,8 @@
         <w:spacing w:after="0" w:line="360" w:lineRule="auto"/>
         <w:jc w:val="both"/>
         <w:rPr>
-          <w:rFonts w:ascii="Calibri" w:hAnsi="Calibri" w:cs="Calibri"/>
+          <w:rFonts w:ascii="Montserrat" w:hAnsi="Montserrat" w:cs="Calibri"/>
+          <w:sz w:val="24"/>
           <w:szCs w:val="24"/>
         </w:rPr>
       </w:pPr>
@@ -454,52 +328,18 @@
         <w:spacing w:after="0" w:line="360" w:lineRule="auto"/>
         <w:jc w:val="both"/>
         <w:rPr>
-          <w:rFonts w:ascii="Calibri" w:hAnsi="Calibri" w:cs="Calibri"/>
+          <w:rFonts w:ascii="Montserrat" w:hAnsi="Montserrat" w:cs="Calibri"/>
+          <w:sz w:val="24"/>
           <w:szCs w:val="24"/>
         </w:rPr>
       </w:pPr>
       <w:r>
         <w:rPr>
-          <w:rFonts w:ascii="Calibri" w:hAnsi="Calibri" w:cs="Calibri"/>
-          <w:szCs w:val="24"/>
-        </w:rPr>
-        <w:t xml:space="preserve">I was dragged from my cell expecting to face execution, after lingering in prison for a month after </w:t>
-      </w:r>
-      <w:proofErr w:type="spellStart"/>
-      <w:proofErr w:type="gramStart"/>
-      <w:r>
-        <w:rPr>
-          <w:rFonts w:ascii="Calibri" w:hAnsi="Calibri" w:cs="Calibri"/>
-          <w:szCs w:val="24"/>
-        </w:rPr>
-        <w:t>myconviction</w:t>
-      </w:r>
-      <w:proofErr w:type="spellEnd"/>
-      <w:proofErr w:type="gramEnd"/>
-      <w:r>
-        <w:rPr>
-          <w:rFonts w:ascii="Calibri" w:hAnsi="Calibri" w:cs="Calibri"/>
-          <w:szCs w:val="24"/>
-        </w:rPr>
-        <w:t xml:space="preserve"> and sentencing. </w:t>
-      </w:r>
-      <w:proofErr w:type="spellStart"/>
-      <w:proofErr w:type="gramStart"/>
-      <w:r>
-        <w:rPr>
-          <w:rFonts w:ascii="Calibri" w:hAnsi="Calibri" w:cs="Calibri"/>
-          <w:szCs w:val="24"/>
-        </w:rPr>
-        <w:t>Myfears</w:t>
-      </w:r>
-      <w:proofErr w:type="spellEnd"/>
-      <w:proofErr w:type="gramEnd"/>
-      <w:r>
-        <w:rPr>
-          <w:rFonts w:ascii="Calibri" w:hAnsi="Calibri" w:cs="Calibri"/>
-          <w:szCs w:val="24"/>
-        </w:rPr>
-        <w:t xml:space="preserve"> seemed to be confirmed when I was brought to a bath for purification. From there, my path deviated from my expectations. I was led back to the court, still nude as the day I was arrested. To my shock, an advocate presented testimony from a witness detailing the departure of Arduin Morgan on ship to Athelon to the assembled court. The charges against me were summarily dropped, and I was escorted from the keep and dismissed. </w:t>
+          <w:rFonts w:ascii="Montserrat" w:hAnsi="Montserrat" w:cs="Calibri"/>
+          <w:sz w:val="24"/>
+          <w:szCs w:val="24"/>
+        </w:rPr>
+        <w:t xml:space="preserve">I was dragged from my cell expecting to face execution, after lingering in prison for a month after myconviction and sentencing. Myfears seemed to be confirmed when I was brought to a bath for purification. From there, my path deviated from my expectations. I was led back to the court, still nude as the day I was arrested. To my shock, an advocate presented testimony from a witness detailing the departure of Arduin Morgan on ship to Athelon to the assembled court. The charges against me were summarily dropped, and I was escorted from the keep and dismissed. </w:t>
       </w:r>
     </w:p>
     <w:p>
@@ -507,33 +347,19 @@
         <w:spacing w:after="0" w:line="360" w:lineRule="auto"/>
         <w:jc w:val="both"/>
         <w:rPr>
-          <w:rFonts w:ascii="Calibri" w:hAnsi="Calibri" w:cs="Calibri"/>
+          <w:rFonts w:ascii="Montserrat" w:hAnsi="Montserrat" w:cs="Calibri"/>
+          <w:sz w:val="24"/>
           <w:szCs w:val="24"/>
         </w:rPr>
       </w:pPr>
       <w:r>
         <w:rPr>
-          <w:rFonts w:ascii="Calibri" w:hAnsi="Calibri" w:cs="Calibri"/>
+          <w:rFonts w:ascii="Montserrat" w:hAnsi="Montserrat" w:cs="Calibri"/>
+          <w:sz w:val="24"/>
           <w:szCs w:val="24"/>
         </w:rPr>
         <w:tab/>
-        <w:t xml:space="preserve">For a moment, I boiled in outrage at being discharged onto a public street in the nude, then what I heard in the court registered, and any concern for my appearance was dismissed by the formulation of an immediate plan of action. Storming </w:t>
-      </w:r>
-      <w:proofErr w:type="gramStart"/>
-      <w:r>
-        <w:rPr>
-          <w:rFonts w:ascii="Calibri" w:hAnsi="Calibri" w:cs="Calibri"/>
-          <w:szCs w:val="24"/>
-        </w:rPr>
-        <w:t>in to</w:t>
-      </w:r>
-      <w:proofErr w:type="gramEnd"/>
-      <w:r>
-        <w:rPr>
-          <w:rFonts w:ascii="Calibri" w:hAnsi="Calibri" w:cs="Calibri"/>
-          <w:szCs w:val="24"/>
-        </w:rPr>
-        <w:t xml:space="preserve"> a public audience, I made a direct appeal to the Duke of Avon for a commission to lead an expedition into the ruins of Aeslyn Tear. Once the commotion caused by my intrusion settled, and the Duke's advisors informed him of who I was—notably one of the few people to ever return from the depths of the ruins alive—he reprimanded the guards for discharging me in such a condition, and instructed servants to take me aside and dress me for a private audience. </w:t>
+        <w:t xml:space="preserve">For a moment, I boiled in outrage at being discharged onto a public street in the nude, then what I heard in the court registered, and any concern for my appearance was dismissed by the formulation of an immediate plan of action. Storming in to a public audience, I made a direct appeal to the Duke of Avon for a commission to lead an expedition into the ruins of Aeslyn Tear. Once the commotion caused by my intrusion settled, and the Duke's advisors informed him of who I was—notably one of the few people to ever return from the depths of the ruins alive—he reprimanded the guards for discharging me in such a condition, and instructed servants to take me aside and dress me for a private audience. </w:t>
       </w:r>
     </w:p>
     <w:p>
@@ -541,13 +367,15 @@
         <w:spacing w:after="0" w:line="360" w:lineRule="auto"/>
         <w:jc w:val="both"/>
         <w:rPr>
-          <w:rFonts w:ascii="Calibri" w:hAnsi="Calibri" w:cs="Calibri"/>
+          <w:rFonts w:ascii="Montserrat" w:hAnsi="Montserrat" w:cs="Calibri"/>
+          <w:sz w:val="24"/>
           <w:szCs w:val="24"/>
         </w:rPr>
       </w:pPr>
       <w:r>
         <w:rPr>
-          <w:rFonts w:ascii="Calibri" w:hAnsi="Calibri" w:cs="Calibri"/>
+          <w:rFonts w:ascii="Montserrat" w:hAnsi="Montserrat" w:cs="Calibri"/>
+          <w:sz w:val="24"/>
           <w:szCs w:val="24"/>
         </w:rPr>
         <w:tab/>
@@ -559,7 +387,8 @@
         <w:spacing w:after="0" w:line="360" w:lineRule="auto"/>
         <w:jc w:val="both"/>
         <w:rPr>
-          <w:rFonts w:ascii="Calibri" w:hAnsi="Calibri" w:cs="Calibri"/>
+          <w:rFonts w:ascii="Montserrat" w:hAnsi="Montserrat" w:cs="Calibri"/>
+          <w:sz w:val="24"/>
           <w:szCs w:val="24"/>
         </w:rPr>
       </w:pPr>
@@ -569,7 +398,8 @@
         <w:spacing w:after="0" w:line="360" w:lineRule="auto"/>
         <w:jc w:val="both"/>
         <w:rPr>
-          <w:rFonts w:ascii="Calibri" w:hAnsi="Calibri" w:cs="Calibri"/>
+          <w:rFonts w:ascii="Montserrat" w:hAnsi="Montserrat" w:cs="Calibri"/>
+          <w:sz w:val="24"/>
           <w:szCs w:val="24"/>
         </w:rPr>
       </w:pPr>
@@ -589,7 +419,7 @@
   <w:abstractNum w:abstractNumId="0" w15:restartNumberingAfterBreak="0">
     <w:nsid w:val="FFFFFFFB"/>
     <w:multiLevelType w:val="multilevel"/>
-    <w:tmpl w:val="759072D4"/>
+    <w:tmpl w:val="80A499BA"/>
     <w:lvl w:ilvl="0">
       <w:start w:val="1"/>
       <w:numFmt w:val="cardinalText"/>
@@ -724,6 +554,27 @@
   <w:num w:numId="22" w16cid:durableId="485362822">
     <w:abstractNumId w:val="0"/>
   </w:num>
+  <w:num w:numId="23" w16cid:durableId="2006057234">
+    <w:abstractNumId w:val="0"/>
+  </w:num>
+  <w:num w:numId="24" w16cid:durableId="1472213164">
+    <w:abstractNumId w:val="0"/>
+  </w:num>
+  <w:num w:numId="25" w16cid:durableId="1800536434">
+    <w:abstractNumId w:val="0"/>
+  </w:num>
+  <w:num w:numId="26" w16cid:durableId="657733776">
+    <w:abstractNumId w:val="0"/>
+  </w:num>
+  <w:num w:numId="27" w16cid:durableId="765225342">
+    <w:abstractNumId w:val="0"/>
+  </w:num>
+  <w:num w:numId="28" w16cid:durableId="1385327019">
+    <w:abstractNumId w:val="0"/>
+  </w:num>
+  <w:num w:numId="29" w16cid:durableId="152380332">
+    <w:abstractNumId w:val="0"/>
+  </w:num>
 </w:numbering>
 </file>
 
@@ -732,7 +583,9 @@
   <w:docDefaults>
     <w:rPrDefault>
       <w:rPr>
-        <w:rFonts w:ascii="Times New Roman" w:eastAsia="Times New Roman" w:hAnsi="Times New Roman" w:cs="Times New Roman"/>
+        <w:rFonts w:asciiTheme="minorHAnsi" w:eastAsiaTheme="minorHAnsi" w:hAnsiTheme="minorHAnsi" w:cstheme="minorBidi"/>
+        <w:sz w:val="22"/>
+        <w:szCs w:val="22"/>
         <w:lang w:val="en-US" w:eastAsia="en-US" w:bidi="ar-SA"/>
       </w:rPr>
     </w:rPrDefault>
@@ -1119,12 +972,12 @@
   <w:style w:type="paragraph" w:default="1" w:styleId="Normal">
     <w:name w:val="Normal"/>
     <w:qFormat/>
-    <w:rsid w:val="002A0AA3"/>
+    <w:rsid w:val="00C1066C"/>
     <w:pPr>
       <w:spacing w:after="240" w:line="276" w:lineRule="auto"/>
     </w:pPr>
     <w:rPr>
-      <w:rFonts w:asciiTheme="minorHAnsi" w:hAnsiTheme="minorHAnsi" w:cstheme="minorHAnsi"/>
+      <w:rFonts w:cstheme="minorHAnsi"/>
       <w:sz w:val="28"/>
       <w:szCs w:val="28"/>
     </w:rPr>
@@ -1135,11 +988,10 @@
     <w:next w:val="Normal"/>
     <w:link w:val="Heading1Char"/>
     <w:qFormat/>
-    <w:rsid w:val="002A0AA3"/>
+    <w:rsid w:val="00C1066C"/>
     <w:pPr>
       <w:keepNext/>
-      <w:spacing w:line="240" w:lineRule="auto"/>
-      <w:contextualSpacing/>
+      <w:spacing w:before="240" w:after="60" w:line="240" w:lineRule="auto"/>
       <w:outlineLvl w:val="0"/>
     </w:pPr>
     <w:rPr>
@@ -1155,11 +1007,11 @@
     <w:next w:val="Normal"/>
     <w:link w:val="Heading2Char"/>
     <w:qFormat/>
-    <w:rsid w:val="002A0AA3"/>
+    <w:rsid w:val="00C1066C"/>
     <w:pPr>
       <w:numPr>
         <w:ilvl w:val="1"/>
-        <w:numId w:val="22"/>
+        <w:numId w:val="29"/>
       </w:numPr>
       <w:outlineLvl w:val="1"/>
     </w:pPr>
@@ -1175,7 +1027,7 @@
     <w:next w:val="Normal"/>
     <w:link w:val="Heading3Char"/>
     <w:qFormat/>
-    <w:rsid w:val="002A0AA3"/>
+    <w:rsid w:val="00C1066C"/>
     <w:pPr>
       <w:outlineLvl w:val="2"/>
     </w:pPr>
@@ -1189,7 +1041,7 @@
     <w:next w:val="Normal"/>
     <w:link w:val="Heading4Char"/>
     <w:qFormat/>
-    <w:rsid w:val="002A0AA3"/>
+    <w:rsid w:val="00C1066C"/>
     <w:pPr>
       <w:numPr>
         <w:ilvl w:val="3"/>
@@ -1206,7 +1058,7 @@
     <w:next w:val="Normal"/>
     <w:link w:val="Heading5Char"/>
     <w:qFormat/>
-    <w:rsid w:val="002A0AA3"/>
+    <w:rsid w:val="00C1066C"/>
     <w:pPr>
       <w:numPr>
         <w:ilvl w:val="4"/>
@@ -1223,7 +1075,7 @@
     <w:next w:val="Normal"/>
     <w:link w:val="Heading6Char"/>
     <w:qFormat/>
-    <w:rsid w:val="002A0AA3"/>
+    <w:rsid w:val="00C1066C"/>
     <w:pPr>
       <w:numPr>
         <w:ilvl w:val="5"/>
@@ -1231,7 +1083,7 @@
       <w:outlineLvl w:val="5"/>
     </w:pPr>
     <w:rPr>
-      <w:b w:val="0"/>
+      <w:bCs/>
       <w:sz w:val="24"/>
       <w:szCs w:val="24"/>
       <w:u w:val="single"/>
@@ -1243,28 +1095,31 @@
     <w:next w:val="Normal"/>
     <w:link w:val="Heading7Char"/>
     <w:qFormat/>
-    <w:rsid w:val="002A0AA3"/>
+    <w:rsid w:val="00C1066C"/>
     <w:pPr>
+      <w:keepNext w:val="0"/>
+      <w:numPr>
+        <w:ilvl w:val="0"/>
+        <w:numId w:val="0"/>
+      </w:numPr>
       <w:outlineLvl w:val="6"/>
     </w:pPr>
     <w:rPr>
-      <w:b/>
-      <w:bCs/>
+      <w:b w:val="0"/>
+      <w:kern w:val="0"/>
     </w:rPr>
   </w:style>
   <w:style w:type="paragraph" w:styleId="Heading8">
     <w:name w:val="heading 8"/>
-    <w:basedOn w:val="Heading7"/>
+    <w:basedOn w:val="Heading6"/>
     <w:next w:val="Normal"/>
     <w:link w:val="Heading8Char"/>
     <w:qFormat/>
-    <w:rsid w:val="002A0AA3"/>
+    <w:rsid w:val="00C1066C"/>
     <w:pPr>
       <w:outlineLvl w:val="7"/>
     </w:pPr>
     <w:rPr>
-      <w:b w:val="0"/>
-      <w:bCs w:val="0"/>
       <w:i/>
       <w:iCs/>
       <w:u w:val="none"/>
@@ -1276,13 +1131,13 @@
     <w:next w:val="Normal"/>
     <w:link w:val="Heading9Char"/>
     <w:qFormat/>
-    <w:rsid w:val="002A0AA3"/>
+    <w:rsid w:val="00C1066C"/>
     <w:pPr>
       <w:outlineLvl w:val="8"/>
     </w:pPr>
     <w:rPr>
-      <w:b/>
-      <w:bCs/>
+      <w:b w:val="0"/>
+      <w:bCs w:val="0"/>
     </w:rPr>
   </w:style>
   <w:style w:type="character" w:default="1" w:styleId="DefaultParagraphFont">
@@ -1349,7 +1204,11 @@
     <w:next w:val="Normal"/>
     <w:link w:val="Subheading1Char"/>
     <w:qFormat/>
-    <w:rsid w:val="002A0AA3"/>
+    <w:rsid w:val="00C1066C"/>
+    <w:pPr>
+      <w:spacing w:before="0" w:after="0"/>
+      <w:contextualSpacing/>
+    </w:pPr>
     <w:rPr>
       <w:rFonts w:asciiTheme="majorHAnsi" w:eastAsiaTheme="minorHAnsi" w:hAnsiTheme="majorHAnsi"/>
       <w:sz w:val="48"/>
@@ -1361,9 +1220,9 @@
     <w:name w:val="Subheading 1 Char"/>
     <w:basedOn w:val="DefaultParagraphFont"/>
     <w:link w:val="Subheading1"/>
-    <w:rsid w:val="002A0AA3"/>
-    <w:rPr>
-      <w:rFonts w:asciiTheme="majorHAnsi" w:eastAsiaTheme="minorHAnsi" w:hAnsiTheme="majorHAnsi" w:cstheme="minorHAnsi"/>
+    <w:rsid w:val="00C1066C"/>
+    <w:rPr>
+      <w:rFonts w:asciiTheme="majorHAnsi" w:hAnsiTheme="majorHAnsi" w:cstheme="minorHAnsi"/>
       <w:b/>
       <w:kern w:val="28"/>
       <w:sz w:val="48"/>
@@ -1375,9 +1234,9 @@
     <w:name w:val="Heading 1 Char"/>
     <w:basedOn w:val="DefaultParagraphFont"/>
     <w:link w:val="Heading1"/>
-    <w:rsid w:val="002A0AA3"/>
-    <w:rPr>
-      <w:rFonts w:asciiTheme="minorHAnsi" w:eastAsiaTheme="majorEastAsia" w:hAnsiTheme="minorHAnsi" w:cstheme="minorHAnsi"/>
+    <w:rsid w:val="00C1066C"/>
+    <w:rPr>
+      <w:rFonts w:eastAsiaTheme="majorEastAsia" w:cstheme="minorHAnsi"/>
       <w:b/>
       <w:kern w:val="28"/>
       <w:sz w:val="56"/>
@@ -1386,61 +1245,58 @@
   </w:style>
   <w:style w:type="paragraph" w:customStyle="1" w:styleId="Subheading2">
     <w:name w:val="Subheading 2"/>
-    <w:basedOn w:val="Heading2"/>
+    <w:basedOn w:val="Subheading1"/>
     <w:next w:val="Normal"/>
     <w:link w:val="Subheading2Char"/>
     <w:qFormat/>
-    <w:rsid w:val="002A0AA3"/>
-    <w:rPr>
-      <w:vertAlign w:val="superscript"/>
-    </w:rPr>
+    <w:rsid w:val="00C1066C"/>
   </w:style>
   <w:style w:type="character" w:customStyle="1" w:styleId="Subheading2Char">
     <w:name w:val="Subheading 2 Char"/>
     <w:basedOn w:val="Subheading1Char"/>
     <w:link w:val="Subheading2"/>
-    <w:rsid w:val="002A0AA3"/>
+    <w:rsid w:val="00C1066C"/>
+    <w:rPr>
+      <w:rFonts w:asciiTheme="majorHAnsi" w:hAnsiTheme="majorHAnsi" w:cstheme="minorHAnsi"/>
+      <w:b/>
+      <w:kern w:val="28"/>
+      <w:sz w:val="48"/>
+      <w:szCs w:val="48"/>
+      <w:vertAlign w:val="superscript"/>
+    </w:rPr>
+  </w:style>
+  <w:style w:type="character" w:customStyle="1" w:styleId="Heading2Char">
+    <w:name w:val="Heading 2 Char"/>
+    <w:basedOn w:val="DefaultParagraphFont"/>
+    <w:link w:val="Heading2"/>
+    <w:rsid w:val="00C1066C"/>
     <w:rPr>
       <w:rFonts w:asciiTheme="majorHAnsi" w:eastAsiaTheme="majorEastAsia" w:hAnsiTheme="majorHAnsi" w:cstheme="minorHAnsi"/>
       <w:b/>
       <w:kern w:val="28"/>
       <w:sz w:val="48"/>
       <w:szCs w:val="48"/>
-      <w:vertAlign w:val="superscript"/>
-    </w:rPr>
-  </w:style>
-  <w:style w:type="character" w:customStyle="1" w:styleId="Heading2Char">
-    <w:name w:val="Heading 2 Char"/>
-    <w:basedOn w:val="DefaultParagraphFont"/>
-    <w:link w:val="Heading2"/>
-    <w:rsid w:val="002A0AA3"/>
-    <w:rPr>
-      <w:rFonts w:asciiTheme="majorHAnsi" w:eastAsiaTheme="majorEastAsia" w:hAnsiTheme="majorHAnsi" w:cstheme="minorHAnsi"/>
-      <w:b/>
-      <w:kern w:val="28"/>
-      <w:sz w:val="48"/>
-      <w:szCs w:val="48"/>
     </w:rPr>
   </w:style>
   <w:style w:type="paragraph" w:customStyle="1" w:styleId="Subheading3">
     <w:name w:val="Subheading 3"/>
-    <w:basedOn w:val="Heading3"/>
+    <w:basedOn w:val="Subheading2"/>
     <w:next w:val="Normal"/>
     <w:link w:val="Subheading3Char"/>
     <w:qFormat/>
-    <w:rsid w:val="002A0AA3"/>
-    <w:rPr>
+    <w:rsid w:val="00C1066C"/>
+    <w:rPr>
+      <w:sz w:val="40"/>
       <w:szCs w:val="40"/>
-      <w:vertAlign w:val="superscript"/>
     </w:rPr>
   </w:style>
   <w:style w:type="character" w:customStyle="1" w:styleId="Subheading3Char">
     <w:name w:val="Subheading 3 Char"/>
     <w:basedOn w:val="Subheading2Char"/>
     <w:link w:val="Subheading3"/>
-    <w:rsid w:val="002A0AA3"/>
-    <w:rPr>
-      <w:rFonts w:asciiTheme="majorHAnsi" w:eastAsiaTheme="majorEastAsia" w:hAnsiTheme="majorHAnsi" w:cstheme="minorHAnsi"/>
+    <w:rsid w:val="00C1066C"/>
+    <w:rPr>
+      <w:rFonts w:asciiTheme="majorHAnsi" w:hAnsiTheme="majorHAnsi" w:cstheme="minorHAnsi"/>
       <w:b/>
       <w:kern w:val="28"/>
       <w:sz w:val="40"/>
@@ -1452,7 +1308,7 @@
     <w:name w:val="Heading 3 Char"/>
     <w:basedOn w:val="DefaultParagraphFont"/>
     <w:link w:val="Heading3"/>
-    <w:rsid w:val="002A0AA3"/>
+    <w:rsid w:val="00C1066C"/>
     <w:rPr>
       <w:rFonts w:asciiTheme="majorHAnsi" w:eastAsiaTheme="majorEastAsia" w:hAnsiTheme="majorHAnsi" w:cstheme="minorHAnsi"/>
       <w:b/>
@@ -1464,10 +1320,12 @@
   <w:style w:type="paragraph" w:customStyle="1" w:styleId="Suptitle">
     <w:name w:val="Suptitle"/>
     <w:basedOn w:val="Subtitle"/>
-    <w:next w:val="Normal"/>
     <w:link w:val="SuptitleChar"/>
     <w:qFormat/>
-    <w:rsid w:val="002A0AA3"/>
+    <w:rsid w:val="00C1066C"/>
+    <w:pPr>
+      <w:spacing w:before="240"/>
+    </w:pPr>
     <w:rPr>
       <w:vertAlign w:val="subscript"/>
     </w:rPr>
@@ -1476,7 +1334,7 @@
     <w:name w:val="Suptitle Char"/>
     <w:basedOn w:val="SubtitleChar"/>
     <w:link w:val="Suptitle"/>
-    <w:rsid w:val="002A0AA3"/>
+    <w:rsid w:val="00C1066C"/>
     <w:rPr>
       <w:rFonts w:asciiTheme="majorHAnsi" w:eastAsiaTheme="majorEastAsia" w:hAnsiTheme="majorHAnsi" w:cstheme="majorBidi"/>
       <w:color w:val="7F7F7F" w:themeColor="text1" w:themeTint="80"/>
@@ -1494,7 +1352,7 @@
     <w:link w:val="SubtitleChar"/>
     <w:uiPriority w:val="11"/>
     <w:qFormat/>
-    <w:rsid w:val="002A0AA3"/>
+    <w:rsid w:val="00C1066C"/>
     <w:rPr>
       <w:b w:val="0"/>
       <w:bCs w:val="0"/>
@@ -1507,7 +1365,7 @@
     <w:basedOn w:val="DefaultParagraphFont"/>
     <w:link w:val="Subtitle"/>
     <w:uiPriority w:val="11"/>
-    <w:rsid w:val="002A0AA3"/>
+    <w:rsid w:val="00C1066C"/>
     <w:rPr>
       <w:rFonts w:asciiTheme="majorHAnsi" w:eastAsiaTheme="majorEastAsia" w:hAnsiTheme="majorHAnsi" w:cstheme="majorBidi"/>
       <w:color w:val="7F7F7F" w:themeColor="text1" w:themeTint="80"/>
@@ -1523,7 +1381,7 @@
     <w:basedOn w:val="Normal"/>
     <w:uiPriority w:val="1"/>
     <w:qFormat/>
-    <w:rsid w:val="002A0AA3"/>
+    <w:rsid w:val="00C1066C"/>
     <w:pPr>
       <w:spacing w:after="0"/>
     </w:pPr>
@@ -1532,7 +1390,7 @@
     <w:name w:val="Heading 4 Char"/>
     <w:basedOn w:val="DefaultParagraphFont"/>
     <w:link w:val="Heading4"/>
-    <w:rsid w:val="002A0AA3"/>
+    <w:rsid w:val="00C1066C"/>
     <w:rPr>
       <w:rFonts w:asciiTheme="majorHAnsi" w:eastAsiaTheme="majorEastAsia" w:hAnsiTheme="majorHAnsi" w:cstheme="minorHAnsi"/>
       <w:b/>
@@ -1545,7 +1403,7 @@
     <w:name w:val="Heading 5 Char"/>
     <w:basedOn w:val="DefaultParagraphFont"/>
     <w:link w:val="Heading5"/>
-    <w:rsid w:val="002A0AA3"/>
+    <w:rsid w:val="00C1066C"/>
     <w:rPr>
       <w:rFonts w:asciiTheme="majorHAnsi" w:eastAsiaTheme="majorEastAsia" w:hAnsiTheme="majorHAnsi" w:cstheme="minorHAnsi"/>
       <w:b/>
@@ -1558,20 +1416,7 @@
     <w:name w:val="Heading 6 Char"/>
     <w:basedOn w:val="DefaultParagraphFont"/>
     <w:link w:val="Heading6"/>
-    <w:rsid w:val="002A0AA3"/>
-    <w:rPr>
-      <w:rFonts w:asciiTheme="majorHAnsi" w:eastAsiaTheme="majorEastAsia" w:hAnsiTheme="majorHAnsi" w:cstheme="minorHAnsi"/>
-      <w:kern w:val="28"/>
-      <w:sz w:val="24"/>
-      <w:szCs w:val="24"/>
-      <w:u w:val="single"/>
-    </w:rPr>
-  </w:style>
-  <w:style w:type="character" w:customStyle="1" w:styleId="Heading7Char">
-    <w:name w:val="Heading 7 Char"/>
-    <w:basedOn w:val="DefaultParagraphFont"/>
-    <w:link w:val="Heading7"/>
-    <w:rsid w:val="002A0AA3"/>
+    <w:rsid w:val="00C1066C"/>
     <w:rPr>
       <w:rFonts w:asciiTheme="majorHAnsi" w:eastAsiaTheme="majorEastAsia" w:hAnsiTheme="majorHAnsi" w:cstheme="minorHAnsi"/>
       <w:b/>
@@ -1582,25 +1427,24 @@
       <w:u w:val="single"/>
     </w:rPr>
   </w:style>
+  <w:style w:type="character" w:customStyle="1" w:styleId="Heading7Char">
+    <w:name w:val="Heading 7 Char"/>
+    <w:basedOn w:val="DefaultParagraphFont"/>
+    <w:link w:val="Heading7"/>
+    <w:rsid w:val="00C1066C"/>
+    <w:rPr>
+      <w:rFonts w:asciiTheme="majorHAnsi" w:eastAsiaTheme="majorEastAsia" w:hAnsiTheme="majorHAnsi" w:cstheme="minorHAnsi"/>
+      <w:bCs/>
+      <w:sz w:val="24"/>
+      <w:szCs w:val="24"/>
+      <w:u w:val="single"/>
+    </w:rPr>
+  </w:style>
   <w:style w:type="character" w:customStyle="1" w:styleId="Heading8Char">
     <w:name w:val="Heading 8 Char"/>
     <w:basedOn w:val="DefaultParagraphFont"/>
     <w:link w:val="Heading8"/>
-    <w:rsid w:val="002A0AA3"/>
-    <w:rPr>
-      <w:rFonts w:asciiTheme="majorHAnsi" w:eastAsiaTheme="majorEastAsia" w:hAnsiTheme="majorHAnsi" w:cstheme="minorHAnsi"/>
-      <w:i/>
-      <w:iCs/>
-      <w:kern w:val="28"/>
-      <w:sz w:val="24"/>
-      <w:szCs w:val="24"/>
-    </w:rPr>
-  </w:style>
-  <w:style w:type="character" w:customStyle="1" w:styleId="Heading9Char">
-    <w:name w:val="Heading 9 Char"/>
-    <w:basedOn w:val="DefaultParagraphFont"/>
-    <w:link w:val="Heading9"/>
-    <w:rsid w:val="002A0AA3"/>
+    <w:rsid w:val="00C1066C"/>
     <w:rPr>
       <w:rFonts w:asciiTheme="majorHAnsi" w:eastAsiaTheme="majorEastAsia" w:hAnsiTheme="majorHAnsi" w:cstheme="minorHAnsi"/>
       <w:b/>
@@ -1612,6 +1456,20 @@
       <w:szCs w:val="24"/>
     </w:rPr>
   </w:style>
+  <w:style w:type="character" w:customStyle="1" w:styleId="Heading9Char">
+    <w:name w:val="Heading 9 Char"/>
+    <w:basedOn w:val="DefaultParagraphFont"/>
+    <w:link w:val="Heading9"/>
+    <w:rsid w:val="00C1066C"/>
+    <w:rPr>
+      <w:rFonts w:asciiTheme="majorHAnsi" w:eastAsiaTheme="majorEastAsia" w:hAnsiTheme="majorHAnsi" w:cstheme="minorHAnsi"/>
+      <w:i/>
+      <w:iCs/>
+      <w:kern w:val="28"/>
+      <w:sz w:val="24"/>
+      <w:szCs w:val="24"/>
+    </w:rPr>
+  </w:style>
   <w:style w:type="paragraph" w:styleId="Caption">
     <w:name w:val="caption"/>
     <w:basedOn w:val="Normal"/>
@@ -1620,7 +1478,7 @@
     <w:semiHidden/>
     <w:unhideWhenUsed/>
     <w:qFormat/>
-    <w:rsid w:val="002A0AA3"/>
+    <w:rsid w:val="00C1066C"/>
     <w:pPr>
       <w:spacing w:after="200"/>
     </w:pPr>
@@ -1628,7 +1486,6 @@
       <w:i/>
       <w:iCs/>
       <w:color w:val="0E2841" w:themeColor="text2"/>
-      <w:sz w:val="18"/>
       <w:szCs w:val="18"/>
     </w:rPr>
   </w:style>
@@ -1639,9 +1496,9 @@
     <w:link w:val="TitleChar"/>
     <w:uiPriority w:val="10"/>
     <w:qFormat/>
-    <w:rsid w:val="002A0AA3"/>
+    <w:rsid w:val="00C1066C"/>
     <w:pPr>
-      <w:contextualSpacing/>
+      <w:spacing w:line="240" w:lineRule="auto"/>
     </w:pPr>
     <w:rPr>
       <w:rFonts w:asciiTheme="majorHAnsi" w:eastAsiaTheme="majorEastAsia" w:hAnsiTheme="majorHAnsi" w:cstheme="majorBidi"/>
@@ -1658,7 +1515,7 @@
     <w:basedOn w:val="DefaultParagraphFont"/>
     <w:link w:val="Title"/>
     <w:uiPriority w:val="10"/>
-    <w:rsid w:val="002A0AA3"/>
+    <w:rsid w:val="00C1066C"/>
     <w:rPr>
       <w:rFonts w:asciiTheme="majorHAnsi" w:eastAsiaTheme="majorEastAsia" w:hAnsiTheme="majorHAnsi" w:cstheme="majorBidi"/>
       <w:b/>
@@ -1673,7 +1530,7 @@
     <w:name w:val="Strong"/>
     <w:uiPriority w:val="22"/>
     <w:qFormat/>
-    <w:rsid w:val="002A0AA3"/>
+    <w:rsid w:val="00C1066C"/>
     <w:rPr>
       <w:b/>
       <w:bCs/>
@@ -1683,7 +1540,7 @@
     <w:name w:val="Emphasis"/>
     <w:uiPriority w:val="20"/>
     <w:qFormat/>
-    <w:rsid w:val="002A0AA3"/>
+    <w:rsid w:val="00C1066C"/>
     <w:rPr>
       <w:rFonts w:asciiTheme="minorHAnsi" w:hAnsiTheme="minorHAnsi" w:cstheme="minorHAnsi"/>
       <w:i/>
@@ -1694,10 +1551,10 @@
   </w:style>
   <w:style w:type="paragraph" w:styleId="ListParagraph">
     <w:name w:val="List Paragraph"/>
-    <w:basedOn w:val="NoSpacing"/>
+    <w:basedOn w:val="Normal"/>
     <w:uiPriority w:val="34"/>
     <w:qFormat/>
-    <w:rsid w:val="002A0AA3"/>
+    <w:rsid w:val="00C1066C"/>
     <w:pPr>
       <w:ind w:left="720"/>
       <w:contextualSpacing/>
@@ -1705,11 +1562,12 @@
   </w:style>
   <w:style w:type="paragraph" w:styleId="Quote">
     <w:name w:val="Quote"/>
-    <w:basedOn w:val="NoSpacing"/>
+    <w:basedOn w:val="Normal"/>
+    <w:next w:val="Normal"/>
     <w:link w:val="QuoteChar"/>
     <w:uiPriority w:val="29"/>
     <w:qFormat/>
-    <w:rsid w:val="002A0AA3"/>
+    <w:rsid w:val="00C1066C"/>
     <w:pPr>
       <w:keepLines/>
       <w:pageBreakBefore/>
@@ -1721,18 +1579,15 @@
       <w:contextualSpacing/>
       <w:mirrorIndents/>
     </w:pPr>
-    <w:rPr>
-      <w:rFonts w:eastAsiaTheme="minorHAnsi"/>
-    </w:rPr>
   </w:style>
   <w:style w:type="character" w:customStyle="1" w:styleId="QuoteChar">
     <w:name w:val="Quote Char"/>
     <w:basedOn w:val="DefaultParagraphFont"/>
     <w:link w:val="Quote"/>
     <w:uiPriority w:val="29"/>
-    <w:rsid w:val="002A0AA3"/>
-    <w:rPr>
-      <w:rFonts w:asciiTheme="minorHAnsi" w:eastAsiaTheme="minorHAnsi" w:hAnsiTheme="minorHAnsi" w:cstheme="minorHAnsi"/>
+    <w:rsid w:val="00C1066C"/>
+    <w:rPr>
+      <w:rFonts w:cstheme="minorHAnsi"/>
       <w:sz w:val="28"/>
       <w:szCs w:val="28"/>
     </w:rPr>
@@ -1740,10 +1595,11 @@
   <w:style w:type="paragraph" w:styleId="IntenseQuote">
     <w:name w:val="Intense Quote"/>
     <w:basedOn w:val="Quote"/>
+    <w:next w:val="Normal"/>
     <w:link w:val="IntenseQuoteChar"/>
     <w:uiPriority w:val="30"/>
     <w:qFormat/>
-    <w:rsid w:val="002A0AA3"/>
+    <w:rsid w:val="00C1066C"/>
     <w:pPr>
       <w:pBdr>
         <w:left w:val="single" w:sz="18" w:space="7" w:color="auto"/>
@@ -1759,9 +1615,9 @@
     <w:basedOn w:val="DefaultParagraphFont"/>
     <w:link w:val="IntenseQuote"/>
     <w:uiPriority w:val="30"/>
-    <w:rsid w:val="002A0AA3"/>
-    <w:rPr>
-      <w:rFonts w:asciiTheme="minorHAnsi" w:eastAsiaTheme="minorHAnsi" w:hAnsiTheme="minorHAnsi" w:cstheme="minorHAnsi"/>
+    <w:rsid w:val="00C1066C"/>
+    <w:rPr>
+      <w:rFonts w:cstheme="minorHAnsi"/>
       <w:b/>
       <w:bCs/>
       <w:sz w:val="28"/>
@@ -1773,7 +1629,7 @@
     <w:basedOn w:val="Emphasis"/>
     <w:uiPriority w:val="19"/>
     <w:qFormat/>
-    <w:rsid w:val="002A0AA3"/>
+    <w:rsid w:val="00C1066C"/>
     <w:rPr>
       <w:rFonts w:asciiTheme="minorHAnsi" w:hAnsiTheme="minorHAnsi" w:cs="Calibri Light"/>
       <w:i/>
@@ -1788,7 +1644,7 @@
     <w:basedOn w:val="Emphasis"/>
     <w:uiPriority w:val="21"/>
     <w:qFormat/>
-    <w:rsid w:val="002A0AA3"/>
+    <w:rsid w:val="00C1066C"/>
     <w:rPr>
       <w:rFonts w:asciiTheme="minorHAnsi" w:hAnsiTheme="minorHAnsi" w:cstheme="minorHAnsi"/>
       <w:b/>
@@ -1803,7 +1659,7 @@
     <w:name w:val="Subtle Reference"/>
     <w:uiPriority w:val="31"/>
     <w:qFormat/>
-    <w:rsid w:val="002A0AA3"/>
+    <w:rsid w:val="00C1066C"/>
     <w:rPr>
       <w:caps/>
       <w:color w:val="7F7F7F" w:themeColor="text1" w:themeTint="80"/>
@@ -1816,7 +1672,7 @@
     <w:basedOn w:val="SubtleReference"/>
     <w:uiPriority w:val="32"/>
     <w:qFormat/>
-    <w:rsid w:val="002A0AA3"/>
+    <w:rsid w:val="00C1066C"/>
     <w:rPr>
       <w:b/>
       <w:bCs/>
@@ -1828,9 +1684,10 @@
   </w:style>
   <w:style w:type="character" w:styleId="BookTitle">
     <w:name w:val="Book Title"/>
+    <w:basedOn w:val="DefaultParagraphFont"/>
     <w:uiPriority w:val="33"/>
     <w:qFormat/>
-    <w:rsid w:val="002A0AA3"/>
+    <w:rsid w:val="00C1066C"/>
     <w:rPr>
       <w:b/>
       <w:bCs/>
